--- a/DBTUNING/ch21_통계수집_히스토그램확장시스템/ch21_실습문제_추가서술형_정답.docx
+++ b/DBTUNING/ch21_통계수집_히스토그램확장시스템/ch21_실습문제_추가서술형_정답.docx
@@ -13,7 +13,7 @@
           <w:color w:val="365F91"/>
           <w:sz w:val="28"/>
         </w:rPr>
-        <w:t>제7장  통계 수집 ② — 추가 실습문제 모범답안</w:t>
+        <w:t>제ch21  통계 수집 ② — 추가 실습문제 모범답안</w:t>
       </w:r>
     </w:p>
     <w:p>

--- a/DBTUNING/ch21_통계수집_히스토그램확장시스템/ch21_실습문제_추가서술형_정답.docx
+++ b/DBTUNING/ch21_통계수집_히스토그램확장시스템/ch21_실습문제_추가서술형_정답.docx
@@ -13,7 +13,7 @@
           <w:color w:val="365F91"/>
           <w:sz w:val="28"/>
         </w:rPr>
-        <w:t>제ch21  통계 수집 ② — 추가 실습문제 모범답안</w:t>
+        <w:t>ch21  통계 수집 ② — 추가 실습문제 모범답안</w:t>
       </w:r>
     </w:p>
     <w:p>
